--- a/Articles/13-your-first-ten-tools/article.docx
+++ b/Articles/13-your-first-ten-tools/article.docx
@@ -70,7 +70,7 @@
     </w:p>
     <w:p>
       <w:r>
-        <w:t xml:space="preserve">Every new woodworker asks the same question in a different order: "What do I actually need to start?" The honest answer is that you need almost nothing to begin, and the wrong ten tools will cost you more than the right five. This list is built on sequence, not just a shopping cart — each tool earns its spot because of what it lets you do that the one before it couldn't, and skipping ahead usually means buying the same category twice. Total cost across this whole list, buying mid-grade instead of bargain-bin, runs somewhere between $900 and $1,800 depending on how much you already own and how many sales you catch.</w:t>
+        <w:t xml:space="preserve">Every new woodworker asks the same question, just in a different order: what do I actually need to start? Here's the honest answer — almost nothing. And here's the part that stings a little: the wrong ten tools will cost you more than the right five. This list isn't a shopping cart, it's a sequence — each tool earns its spot because of what it lets you do that the one before it couldn't, and skip ahead and you'll usually end up buying the same category twice. Buy mid-grade instead of bargain-bin across this whole list and you're looking at somewhere between $900 and $1,800 total, depending on what you already own and how many sales you catch along the way.</w:t>
       </w:r>
     </w:p>
     <w:p>
@@ -83,7 +83,7 @@
     </w:p>
     <w:p>
       <w:r>
-        <w:t xml:space="preserve">This isn't tool #10 padded onto the end of a list, it's #1, and it's non-negotiable before the first cut. A pair of earmuffs rated around 25-30 NRR, safety glasses that actually wrap (not the flimsy ones that fog and slide), and a basic N95 or half-face respirator for sanding and finishing. A </w:t>
+        <w:t xml:space="preserve">This isn't tool #10 quietly padded onto the end of the list — it's #1, and it's non-negotiable before you make a single cut. A pair of earmuffs rated around 25-30 NRR, safety glasses that actually wrap around your face (not the flimsy pair that fogs and slides off), and a basic N95 or half-face respirator for sanding and finishing. A </w:t>
       </w:r>
       <w:hyperlink r:id="rIdLink0">
         <w:r>
@@ -95,7 +95,7 @@
         </w:r>
       </w:hyperlink>
       <w:r>
-        <w:t xml:space="preserve"> runs $20-25 and will outlast every power tool on this list. Hearing damage and lung damage are cumulative and permanent — you don't get a warning shot.</w:t>
+        <w:t xml:space="preserve"> runs $20-25 and will outlast every power tool on this entire list. Here's why it goes first: hearing damage and lung damage are cumulative and permanent. You don't get a warning shot.</w:t>
       </w:r>
     </w:p>
     <w:p>
@@ -108,7 +108,7 @@
     </w:p>
     <w:p>
       <w:r>
-        <w:t xml:space="preserve">Everything you build depends on two things: measuring correctly and marking a true line. A 25-foot </w:t>
+        <w:t xml:space="preserve">Everything you build comes down to two things: measuring correctly and marking a true line. That's really it. Get a 25-foot </w:t>
       </w:r>
       <w:hyperlink r:id="rIdLink1">
         <w:r>
@@ -120,7 +120,7 @@
         </w:r>
       </w:hyperlink>
       <w:r>
-        <w:t xml:space="preserve"> ($15-20) and a 12-inch combination square you actually check for square out of the box — cheap ones are frequently off by a degree or more, which compounds into visibly crooked joints. Spend $25-35 on a square that's actually flat and true rather than $8 on one you'll fight for years.</w:t>
+        <w:t xml:space="preserve"> ($15-20) and a 12-inch combination square — and actually check that square for square out of the box, because cheap ones are frequently off by a degree or more, and that small error compounds into joints that are visibly crooked by the time you're done. Spend $25-35 on a square that's genuinely flat and true. Don't spend $8 on one you'll be fighting for years.</w:t>
       </w:r>
     </w:p>
     <w:p>
@@ -149,7 +149,7 @@
     </w:p>
     <w:p>
       <w:r>
-        <w:t xml:space="preserve">An 18V or 20V brushless drill and impact driver combo kit is the single most-used pair of tools in most shops — driving screws, drilling pilot holes, driving hardware, even mixing finish. </w:t>
+        <w:t xml:space="preserve">An 18V or 20V brushless drill and impact driver combo kit is the single most-used pair of tools in most shops — driving screws, drilling pilot holes, driving hardware, even stirring finish. </w:t>
       </w:r>
       <w:hyperlink r:id="rIdLink2">
         <w:r>
@@ -161,7 +161,7 @@
         </w:r>
       </w:hyperlink>
       <w:r>
-        <w:t xml:space="preserve"> or the equivalent from Makita or Ryobi lands around $150-200 with two batteries and a charger, and picking a battery platform here matters — every future cordless tool you buy (sander, router, vacuum) should share that battery system so you're not juggling three chargers.</w:t>
+        <w:t xml:space="preserve">, or the equivalent from Makita or Ryobi, lands around $150-200 with two batteries and a charger. Here's the decision that actually matters at this step: which battery platform you pick, because every cordless tool you buy after this — sander, router, vacuum — should share that same battery system. Otherwise you're juggling three chargers for no good reason.</w:t>
       </w:r>
     </w:p>
     <w:p>
@@ -174,7 +174,7 @@
     </w:p>
     <w:p>
       <w:r>
-        <w:t xml:space="preserve">Before you own a table saw, a circular saw paired with a clamp-on straightedge does 80% of what a table saw does for breaking down sheet goods and rough-cutting lumber to length — for a fraction of the price and a fraction of the floor space. A </w:t>
+        <w:t xml:space="preserve">Before you own a table saw, a circular saw paired with a clamp-on straightedge does about 80% of what a table saw does for breaking down sheet goods and rough-cutting lumber to length — for a fraction of the price and a fraction of the floor space. A </w:t>
       </w:r>
       <w:hyperlink r:id="rIdLink3">
         <w:r>
@@ -186,7 +186,7 @@
         </w:r>
       </w:hyperlink>
       <w:r>
-        <w:t xml:space="preserve"> runs $100-150, and a 50-inch aluminum straightedge guide is another $40-60. This combo is genuinely how a lot of experienced woodworkers still break down full sheets of plywood, table saw or not — a 4x8 sheet doesn't fit through most benchtop saws without a struggle anyway.</w:t>
+        <w:t xml:space="preserve"> runs $100-150, and a 50-inch aluminum straightedge guide is another $40-60. This isn't just a beginner workaround, either — plenty of experienced woodworkers still break down full sheets of plywood exactly this way, table saw or not, because a 4x8 sheet doesn't fit through most benchtop saws without a fight anyway.</w:t>
       </w:r>
     </w:p>
     <w:p>
@@ -199,7 +199,7 @@
     </w:p>
     <w:p>
       <w:r>
-        <w:t xml:space="preserve">Hand-sanding a tabletop flat is a special kind of miserable. A 5-inch random orbital sander — the </w:t>
+        <w:t xml:space="preserve">Hand-sanding a tabletop flat is its own special kind of miserable. A 5-inch random orbital sander solves that — the </w:t>
       </w:r>
       <w:hyperlink r:id="rIdLink4">
         <w:r>
@@ -211,7 +211,7 @@
         </w:r>
       </w:hyperlink>
       <w:r>
-        <w:t xml:space="preserve"> is a common recommendation around $70-90 — variable speed, hook-and-loop discs, and it'll carry you through 90% of your finishing prep for years. Grab it with a stack of 120, 150, and 220-grit discs and you're set.</w:t>
+        <w:t xml:space="preserve"> is the common recommendation, around $70-90, variable speed, hook-and-loop discs, and it'll carry you through 90% of your finishing prep for years to come. Grab it with a stack of 120, 150, and 220-grit discs and you're set.</w:t>
       </w:r>
     </w:p>
     <w:p>
@@ -240,7 +240,7 @@
     </w:p>
     <w:p>
       <w:r>
-        <w:t xml:space="preserve">Nobody who's been woodworking more than a year says they own too many clamps. Start with a mix: four to six 24-inch </w:t>
+        <w:t xml:space="preserve">Nobody who's been at this more than a year says they own too many clamps. Nobody. Start with a mix: four to six 24-inch </w:t>
       </w:r>
       <w:hyperlink r:id="rIdLink5">
         <w:r>
@@ -252,7 +252,7 @@
         </w:r>
       </w:hyperlink>
       <w:r>
-        <w:t xml:space="preserve"> for glue-ups (roughly $25-35 each, so budget $150-200 for a starter set), plus a handful of cheap spring clamps and quick-grip clamps for everyday holding and jig work. Glue-ups fail — joints creep apart, panels bow — almost exclusively because someone didn't have enough clamps on hand when the glue started grabbing.</w:t>
+        <w:t xml:space="preserve"> for glue-ups (roughly $25-35 each, so budget $150-200 for a starter set), plus a handful of cheap spring clamps and quick-grip clamps for everyday holding and jig work. Glue-ups fail — joints creep apart, panels bow — almost always for the same dumb reason: not enough clamps on hand when the glue started grabbing.</w:t>
       </w:r>
     </w:p>
     <w:p>
@@ -265,7 +265,7 @@
     </w:p>
     <w:p>
       <w:r>
-        <w:t xml:space="preserve">Once budget allows — and only once you've confirmed you'll use it regularly — a table saw is where accurate, repeatable rip cuts happen. A benchtop saw like the </w:t>
+        <w:t xml:space="preserve">Once budget allows — and only once you've actually confirmed you'll use it regularly — a table saw is where accurate, repeatable rip cuts happen. A benchtop saw like the </w:t>
       </w:r>
       <w:hyperlink r:id="rIdLink6">
         <w:r>
@@ -277,7 +277,7 @@
         </w:r>
       </w:hyperlink>
       <w:r>
-        <w:t xml:space="preserve"> compact jobsite saw runs $400-500 and is genuinely capable for a home shop. This is intentionally #7 on this list, not #1 — a lot of beginners buy a table saw before they own a single clamp, and end up with an expensive machine and nothing to actually finish a project with.</w:t>
+        <w:t xml:space="preserve"> compact jobsite saw runs $400-500 and is genuinely capable in a home shop. Notice this is #7, not #1. That's on purpose — a lot of beginners buy the table saw before they own a single clamp, and end up with an expensive machine sitting next to a project they have no real way of finishing.</w:t>
       </w:r>
     </w:p>
     <w:p>
@@ -290,7 +290,7 @@
     </w:p>
     <w:p>
       <w:r>
-        <w:t xml:space="preserve">A wet/dry shop vac in the 6-10 gallon range does double duty: dust collection at the source when hooked to a sander or saw, and general cleanup. A </w:t>
+        <w:t xml:space="preserve">A wet/dry shop vac in the 6-10 gallon range pulls double duty: dust collection at the source when it's hooked to a sander or saw, and general cleanup the rest of the time. A </w:t>
       </w:r>
       <w:hyperlink r:id="rIdLink7">
         <w:r>
@@ -302,7 +302,7 @@
         </w:r>
       </w:hyperlink>
       <w:r>
-        <w:t xml:space="preserve"> runs $80-120 and includes the lifetime service agreement RIDGID is known for. Fine dust buildup isn't just annoying, it's a real respiratory and fire hazard over time, so this earns its spot well before anything cosmetic.</w:t>
+        <w:t xml:space="preserve"> runs $80-120 and comes with the lifetime service agreement RIDGID is known for. Fine dust buildup isn't just annoying — it's a real respiratory and fire hazard over time — which is exactly why this earns a spot on the list well ahead of anything cosmetic.</w:t>
       </w:r>
     </w:p>
     <w:p>
@@ -315,7 +315,7 @@
     </w:p>
     <w:p>
       <w:r>
-        <w:t xml:space="preserve">A router unlocks edge profiles, dadoes, mortises with a jig, flush-trimming, and joinery you simply can't do with the tools above it on this list. A mid-size fixed/plunge combo kit like the </w:t>
+        <w:t xml:space="preserve">A router unlocks edge profiles, dadoes, mortises with a jig, flush-trimming — joinery you simply can't do with anything above it on this list. A mid-size fixed/plunge combo kit like the </w:t>
       </w:r>
       <w:hyperlink r:id="rIdLink8">
         <w:r>
@@ -327,7 +327,7 @@
         </w:r>
       </w:hyperlink>
       <w:r>
-        <w:t xml:space="preserve"> runs $180-220 and covers both handheld routing and router-table use if you build or buy a table later. Pair it with a basic 8-15 piece carbide bit set to start.</w:t>
+        <w:t xml:space="preserve"> runs $180-220 and covers both handheld routing and router-table use, if you build or buy a table down the line. Pair it with a basic 8-15 piece carbide bit set to get started.</w:t>
       </w:r>
     </w:p>
     <w:p>
@@ -340,7 +340,7 @@
     </w:p>
     <w:p>
       <w:r>
-        <w:t xml:space="preserve">Rounding out the list: a set of four bevel-edge chisels (1/4", 1/2", 3/4", 1") for cleaning up joinery, paring, and the hand-work that power tools can't finish cleanly. </w:t>
+        <w:t xml:space="preserve">Rounding out the list: a set of four bevel-edge chisels (1/4", 1/2", 3/4", 1") for cleaning up joinery, paring, and the hand-work power tools just can't finish cleanly. </w:t>
       </w:r>
       <w:hyperlink r:id="rIdLink9">
         <w:r>
@@ -352,12 +352,12 @@
         </w:r>
       </w:hyperlink>
       <w:r>
-        <w:t xml:space="preserve"> are the standard beginner recommendation — genuinely good steel for $50-70 a set, well above bargain hardware-store chisels without jumping to premium Japanese or boutique pricing. They arrive dull enough that learning to sharpen them is basically mandatory, which isn't a bad first lesson to have.</w:t>
-      </w:r>
-    </w:p>
-    <w:p>
-      <w:r>
-        <w:t xml:space="preserve">This order assumes general furniture and project work — building shelves, tables, cabinets, boxes. If you're headed toward a specialty like turning or carving, the list changes completely: a lathe and turning tools, or carving gouges and a good bench vise, jump straight to the top and most of this list waits. For everything else, this sequence keeps you building real projects at every step instead of stalling out waiting for the "right" tool to show up. Once you've got a few of these in the shop, </w:t>
+        <w:t xml:space="preserve"> are the standard beginner pick — genuinely good steel for $50-70 a set, well above bargain hardware-store chisels without jumping all the way to premium Japanese or boutique pricing. Fair warning: they show up dull enough out of the box that learning to sharpen them becomes mandatory almost immediately. Honestly, not a bad first lesson to get out of the way.</w:t>
+      </w:r>
+    </w:p>
+    <w:p>
+      <w:r>
+        <w:t xml:space="preserve">One caveat: this order assumes general furniture and project work — shelves, tables, cabinets, boxes. Headed toward a specialty like turning or carving instead? The list changes completely. A lathe and turning tools, or carving gouges and a good bench vise, jump straight to the top, and most of what's above waits. For everything else, this sequence keeps you building real projects at every step instead of stalling out waiting for the "right" tool to finally show up. And once you've got a few of these sitting in the shop, </w:t>
       </w:r>
       <w:hyperlink r:id="rIdLink10">
         <w:r>
@@ -369,7 +369,7 @@
         </w:r>
       </w:hyperlink>
       <w:r>
-        <w:t xml:space="preserve"> in Kerph beats trying to remember it from memory at the store.</w:t>
+        <w:t xml:space="preserve"> in Kerph beats trying to hold it all in your head standing in a store aisle.</w:t>
       </w:r>
     </w:p>
     <w:sectPr>

--- a/Articles/13-your-first-ten-tools/article.docx
+++ b/Articles/13-your-first-ten-tools/article.docx
@@ -66,6 +66,19 @@
             </a:graphic>
           </wp:inline>
         </w:drawing>
+      </w:r>
+    </w:p>
+    <w:p>
+      <w:pPr>
+        <w:spacing w:after="200"/>
+      </w:pPr>
+      <w:r>
+        <w:rPr>
+          <w:sz w:val="16"/>
+          <w:color w:val="94A3B8"/>
+          <w:caps/>
+        </w:rPr>
+        <w:t xml:space="preserve">Kerph Garage Tips · kerphplans.com</w:t>
       </w:r>
     </w:p>
     <w:p>

--- a/Articles/13-your-first-ten-tools/article.docx
+++ b/Articles/13-your-first-ten-tools/article.docx
@@ -66,19 +66,6 @@
             </a:graphic>
           </wp:inline>
         </w:drawing>
-      </w:r>
-    </w:p>
-    <w:p>
-      <w:pPr>
-        <w:spacing w:after="200"/>
-      </w:pPr>
-      <w:r>
-        <w:rPr>
-          <w:sz w:val="16"/>
-          <w:color w:val="94A3B8"/>
-          <w:caps/>
-        </w:rPr>
-        <w:t xml:space="preserve">Kerph Garage Tips · kerphplans.com</w:t>
       </w:r>
     </w:p>
     <w:p>
